--- a/assets/files/Mohamad-Hasan-CV-FullStack-AR.docx
+++ b/assets/files/Mohamad-Hasan-CV-FullStack-AR.docx
@@ -98,7 +98,7 @@
           <w:color w:val="4A5568"/>
           <w:sz w:val="18"/>
         </w:rPr>
-        <w:t>مطوّر Full-Stack بستّ سنوات في بناء برمجيات تجارية تعتمد عليها شركات فعلية يومياً. Laravel و PHP 8 في الخلفية — طبقات خدمات مبنية على حدود النطاق، وواجهات REST مُصدَّرة بإصدارات، وتفويض عبر Policies، وطوابير وتخزين مؤقّت — مع React و Next.js و TypeScript في الواجهة. أخذتُ أربع منصّات وخمسة تطبيقات موبايل من أول متطلَّب حتى دعم الإنتاج، منها سوق متعدّد البائعين ومنصّة ترخيص وفوترة مبنية كمونوليث معياري من 14 وحدة. مهندس نظم حاسوبية بمرتبة الشرف، وأبني بالعربية أولاً (RTL) افتراضياً.</w:t>
+        <w:t>مطوّر Full-Stack بستّ سنوات في بناء برمجيات تجارية تعتمد عليها شركات فعلية يومياً. Laravel و PHP 8 في الخلفية — طبقات خدمات مبنية على حدود النطاق، وواجهات REST مُصدَّرة بإصدارات، وتفويض عبر Policies، وطوابير وتخزين مؤقّت — مع React و Next.js و TypeScript في الواجهة. أخذتُ أربع منصّات وخمسة تطبيقات موبايل من أول متطلَّب حتى دعم الإنتاج، منها سوق متعدّد البائعين ومنصّة ترخيص وفوترة مبنية كمونوليث معياري من 14 وحدة. أعمل ضمن مساري Full-Stack: مسار Laravel مع React وهو قيد الإنتاج اليوم، ومسار TypeScript الكامل مع NestJS وأبنيه حالياً على نفس البنية. مهندس نظم حاسوبية بمرتبة الشرف، وأبني بالعربية أولاً (RTL) افتراضياً.</w:t>
       </w:r>
     </w:p>
     <w:p>
@@ -133,7 +133,7 @@
           <w:color w:val="0F1720"/>
           <w:sz w:val="18"/>
         </w:rPr>
-        <w:t xml:space="preserve">الخلفية (Backend): </w:t>
+        <w:t xml:space="preserve">الخلفية — Laravel: </w:t>
       </w:r>
       <w:r>
         <w:rPr>
@@ -158,7 +158,7 @@
           <w:color w:val="0F1720"/>
           <w:sz w:val="18"/>
         </w:rPr>
-        <w:t xml:space="preserve">الواجهة (Frontend): </w:t>
+        <w:t xml:space="preserve">الواجهة — React و TypeScript: </w:t>
       </w:r>
       <w:r>
         <w:rPr>
@@ -168,6 +168,31 @@
           <w:sz w:val="18"/>
         </w:rPr>
         <w:t>TypeScript، React 18/19، Next.js 16، TanStack Query، Tailwind v4، shadcn/ui، next-intl (RTL)، Blade، JavaScript، HTML5، CSS3</w:t>
+      </w:r>
+    </w:p>
+    <w:p>
+      <w:pPr>
+        <w:spacing w:before="0" w:after="40" w:line="269" w:lineRule="auto"/>
+        <w:bidi/>
+        <w:jc w:val="right"/>
+      </w:pPr>
+      <w:r>
+        <w:rPr>
+          <w:rFonts w:ascii="Segoe UI" w:hAnsi="Segoe UI" w:cs="Segoe UI"/>
+          <w:b/>
+          <w:color w:val="0F1720"/>
+          <w:sz w:val="18"/>
+        </w:rPr>
+        <w:t xml:space="preserve">Full-Stack JS (قيد التعلّم): </w:t>
+      </w:r>
+      <w:r>
+        <w:rPr>
+          <w:rFonts w:ascii="Segoe UI" w:hAnsi="Segoe UI" w:cs="Segoe UI"/>
+          <w:b w:val="0"/>
+          <w:color w:val="4A5568"/>
+          <w:sz w:val="18"/>
+        </w:rPr>
+        <w:t>NestJS، Node.js، Modules و Dependency Injection، DTOs و Validation Pipes، Guards و Interceptors، TypeORM / Prisma، Jest — نفس البنية الطبقية وحدود DTO والصلاحيات حسب الدور التي أعمل بها في Laravel، منقولة إلى بيئة Node. واجهة React و TypeScript موجودة فعلياً في الإنتاج.</w:t>
       </w:r>
     </w:p>
     <w:p>

--- a/assets/files/Mohamad-Hasan-CV-FullStack-AR.docx
+++ b/assets/files/Mohamad-Hasan-CV-FullStack-AR.docx
@@ -142,7 +142,7 @@
           <w:color w:val="4A5568"/>
           <w:sz w:val="18"/>
         </w:rPr>
-        <w:t>PHP 8.4، Laravel 12، تصميم REST API، Domain-Driven Design، مونوليث معياري، طبقة خدمات، Policies و RBAC، Sanctum / Passport، طوابير ومهام مجدولة، Octane و Horizon، WebSockets، RabbitMQ</w:t>
+        <w:t>PHP 8.4، Laravel 12، تصميم REST API، Domain-Driven Design، مونوليث معياري، طبقة خدمات، Policies و RBAC، Sanctum / Passport، Livewire، Filament، طوابير ومهام مجدولة، Octane و Horizon، WebSockets، RabbitMQ، Telescope</w:t>
       </w:r>
     </w:p>
     <w:p>
@@ -208,7 +208,7 @@
           <w:color w:val="0F1720"/>
           <w:sz w:val="18"/>
         </w:rPr>
-        <w:t xml:space="preserve">البيانات والبنية: </w:t>
+        <w:t xml:space="preserve">البيانات: </w:t>
       </w:r>
       <w:r>
         <w:rPr>
@@ -217,7 +217,32 @@
           <w:color w:val="4A5568"/>
           <w:sz w:val="18"/>
         </w:rPr>
-        <w:t>MySQL، SQLite، Redis، Elasticsearch، تصميم المخطّطات وتحسين الاستعلامات، Nginx، Apache، Linux، PM2، AWS S3، Cloudinary، Git</w:t>
+        <w:t>MySQL، PostgreSQL، SQLite، Redis، Elasticsearch، تصميم المخطّطات وتحسين الاستعلامات، AWS S3، Cloudinary</w:t>
+      </w:r>
+    </w:p>
+    <w:p>
+      <w:pPr>
+        <w:spacing w:before="0" w:after="40" w:line="269" w:lineRule="auto"/>
+        <w:bidi/>
+        <w:jc w:val="right"/>
+      </w:pPr>
+      <w:r>
+        <w:rPr>
+          <w:rFonts w:ascii="Segoe UI" w:hAnsi="Segoe UI" w:cs="Segoe UI"/>
+          <w:b/>
+          <w:color w:val="0F1720"/>
+          <w:sz w:val="18"/>
+        </w:rPr>
+        <w:t xml:space="preserve">النشر والتشغيل: </w:t>
+      </w:r>
+      <w:r>
+        <w:rPr>
+          <w:rFonts w:ascii="Segoe UI" w:hAnsi="Segoe UI" w:cs="Segoe UI"/>
+          <w:b w:val="0"/>
+          <w:color w:val="4A5568"/>
+          <w:sz w:val="18"/>
+        </w:rPr>
+        <w:t>Docker، Docker Compose، GitHub Actions، CI، Nginx، Apache، Linux، تجهيز الخوادم، Cloudflare، Supervisor، PM2، المهام المجدولة، مراقبة الخوادم، النسخ الاحتياطي الآلي، Git</w:t>
       </w:r>
     </w:p>
     <w:p>
